--- a/CSE321_Microprocessors_Based_System_Design_Course_Outline.docx
+++ b/CSE321_Microprocessors_Based_System_Design_Course_Outline.docx
@@ -738,7 +738,7 @@
       </w:tr>
       <w:tr>
         <w:trPr>
-          <w:trHeight w:val="503"/>
+          <w:trHeight w:val="256"/>
           <w:jc w:val="center"/>
         </w:trPr>
         <w:tc>
@@ -750,16 +750,15 @@
               <w:bottom w:w="70" w:type="dxa"/>
               <w:right w:w="80" w:type="dxa"/>
             </w:tcMar>
-            <w:vAlign w:val="center"/>
           </w:tcPr>
           <w:p>
             <w:pPr>
               <w:spacing w:after="0"/>
-            </w:pPr>
-            <w:r>
               <w:rPr>
                 <w:sz w:val="19"/>
               </w:rPr>
+            </w:pPr>
+            <w:r>
               <w:t>CO3</w:t>
             </w:r>
           </w:p>
@@ -773,16 +772,15 @@
               <w:bottom w:w="70" w:type="dxa"/>
               <w:right w:w="80" w:type="dxa"/>
             </w:tcMar>
-            <w:vAlign w:val="center"/>
           </w:tcPr>
           <w:p>
             <w:pPr>
               <w:spacing w:after="0"/>
-            </w:pPr>
-            <w:r>
               <w:rPr>
                 <w:sz w:val="19"/>
               </w:rPr>
+            </w:pPr>
+            <w:r>
               <w:t>Explain and Implement the Interfacing of Microprocessor with Peripheral Devices</w:t>
             </w:r>
           </w:p>
